--- a/大优教材定制/调整版本/秋09 第7讲欧姆定律 练习册 教师版.docx
+++ b/大优教材定制/调整版本/秋09 第7讲欧姆定律 练习册 教师版.docx
@@ -528,6 +528,9 @@
           <m:rPr>
             <m:sty m:val="p"/>
           </m:rPr>
+          <w:rPr>
+            <w:rFonts w:ascii="Cambria Math" w:hAnsi="Cambria Math"/>
+          </w:rPr>
           <m:t>=</m:t>
         </m:r>
         <m:f>
@@ -543,6 +546,9 @@
               <m:rPr>
                 <m:sty m:val="p"/>
               </m:rPr>
+              <w:rPr>
+                <w:rFonts w:ascii="Cambria Math" w:hAnsi="Cambria Math"/>
+              </w:rPr>
               <m:t>U</m:t>
             </m:r>
           </m:num>
@@ -551,6 +557,9 @@
               <m:rPr>
                 <m:sty m:val="p"/>
               </m:rPr>
+              <w:rPr>
+                <w:rFonts w:ascii="Cambria Math" w:hAnsi="Cambria Math"/>
+              </w:rPr>
               <m:t>R</m:t>
             </m:r>
           </m:den>
@@ -1041,16 +1050,6 @@
     </w:p>
     <w:p>
       <w:pPr>
-        <w:spacing w:line="360" w:lineRule="auto"/>
-        <w:ind w:leftChars="130" w:left="273"/>
-        <w:rPr>
-          <w:rFonts w:ascii="Times New Roman" w:eastAsia="新宋体" w:hAnsi="Times New Roman"/>
-          <w:szCs w:val="21"/>
-        </w:rPr>
-      </w:pPr>
-    </w:p>
-    <w:p>
-      <w:pPr>
         <w:pStyle w:val="af0"/>
         <w:ind w:left="672" w:hanging="672"/>
       </w:pPr>
@@ -1452,6 +1451,12 @@
         </w:rPr>
         <w:t>C</w:t>
       </w:r>
+    </w:p>
+    <w:p>
+      <w:pPr>
+        <w:pStyle w:val="af3"/>
+        <w:ind w:firstLineChars="0" w:firstLine="0"/>
+      </w:pPr>
     </w:p>
     <w:p>
       <w:pPr>
@@ -3888,26 +3893,6 @@
     </w:p>
     <w:p>
       <w:pPr>
-        <w:pStyle w:val="af3"/>
-        <w:ind w:firstLineChars="0" w:firstLine="0"/>
-        <w:rPr>
-          <w:b/>
-          <w:bCs/>
-          <w:color w:val="0000FF"/>
-        </w:rPr>
-      </w:pPr>
-      <w:r>
-        <w:rPr>
-          <w:rFonts w:hint="eastAsia"/>
-          <w:b/>
-          <w:bCs/>
-          <w:color w:val="0000FF"/>
-        </w:rPr>
-        <w:t>串联故障分析</w:t>
-      </w:r>
-    </w:p>
-    <w:p>
-      <w:pPr>
         <w:pStyle w:val="af0"/>
         <w:ind w:left="672" w:hanging="672"/>
       </w:pPr>
@@ -3918,7 +3903,7 @@
           <w:noProof/>
         </w:rPr>
         <w:drawing>
-          <wp:anchor distT="0" distB="0" distL="114300" distR="114300" simplePos="0" relativeHeight="251657216" behindDoc="0" locked="0" layoutInCell="1" allowOverlap="1" wp14:anchorId="6B099758" wp14:editId="7EFE8EBB">
+          <wp:anchor distT="0" distB="0" distL="114300" distR="114300" simplePos="0" relativeHeight="251660288" behindDoc="0" locked="0" layoutInCell="1" allowOverlap="1" wp14:anchorId="6B099758" wp14:editId="16778435">
             <wp:simplePos x="0" y="0"/>
             <wp:positionH relativeFrom="column">
               <wp:posOffset>3509645</wp:posOffset>
@@ -4172,7 +4157,7 @@
               <w:jc w:val="center"/>
               <w:textAlignment w:val="center"/>
               <w:rPr>
-                <w:rFonts w:ascii="Times New Roman" w:eastAsia="黑体" w:hAnsi="Times New Roman" w:cs="Times New Roman"/>
+                <w:rFonts w:eastAsia="黑体"/>
                 <w:kern w:val="0"/>
                 <w:szCs w:val="21"/>
               </w:rPr>
@@ -4180,7 +4165,7 @@
             <w:proofErr w:type="spellStart"/>
             <w:r>
               <w:rPr>
-                <w:rFonts w:ascii="Times New Roman" w:eastAsia="黑体" w:hAnsi="Times New Roman" w:cs="Times New Roman"/>
+                <w:rFonts w:eastAsia="黑体"/>
                 <w:i/>
                 <w:iCs/>
                 <w:kern w:val="0"/>
@@ -4190,7 +4175,7 @@
             </w:r>
             <w:r>
               <w:rPr>
-                <w:rFonts w:ascii="Times New Roman" w:eastAsia="黑体" w:hAnsi="Times New Roman" w:cs="Times New Roman"/>
+                <w:rFonts w:eastAsia="黑体"/>
                 <w:kern w:val="0"/>
                 <w:szCs w:val="21"/>
                 <w:vertAlign w:val="subscript"/>
@@ -4212,7 +4197,7 @@
               <w:jc w:val="center"/>
               <w:textAlignment w:val="center"/>
               <w:rPr>
-                <w:rFonts w:ascii="Times New Roman" w:eastAsia="黑体" w:hAnsi="Times New Roman" w:cs="Times New Roman"/>
+                <w:rFonts w:eastAsia="黑体"/>
                 <w:kern w:val="0"/>
                 <w:szCs w:val="21"/>
               </w:rPr>
@@ -4220,7 +4205,7 @@
             <w:proofErr w:type="spellStart"/>
             <w:r>
               <w:rPr>
-                <w:rFonts w:ascii="Times New Roman" w:eastAsia="黑体" w:hAnsi="Times New Roman" w:cs="Times New Roman"/>
+                <w:rFonts w:eastAsia="黑体"/>
                 <w:i/>
                 <w:iCs/>
                 <w:kern w:val="0"/>
@@ -4230,7 +4215,7 @@
             </w:r>
             <w:r>
               <w:rPr>
-                <w:rFonts w:ascii="Times New Roman" w:eastAsia="黑体" w:hAnsi="Times New Roman" w:cs="Times New Roman"/>
+                <w:rFonts w:eastAsia="黑体"/>
                 <w:kern w:val="0"/>
                 <w:szCs w:val="21"/>
                 <w:vertAlign w:val="subscript"/>
@@ -4252,7 +4237,7 @@
               <w:jc w:val="center"/>
               <w:textAlignment w:val="center"/>
               <w:rPr>
-                <w:rFonts w:ascii="Times New Roman" w:eastAsia="黑体" w:hAnsi="Times New Roman" w:cs="Times New Roman"/>
+                <w:rFonts w:eastAsia="黑体"/>
                 <w:kern w:val="0"/>
                 <w:szCs w:val="21"/>
               </w:rPr>
@@ -4260,7 +4245,7 @@
             <w:proofErr w:type="spellStart"/>
             <w:r>
               <w:rPr>
-                <w:rFonts w:ascii="Times New Roman" w:eastAsia="黑体" w:hAnsi="Times New Roman" w:cs="Times New Roman"/>
+                <w:rFonts w:eastAsia="黑体"/>
                 <w:i/>
                 <w:iCs/>
                 <w:kern w:val="0"/>
@@ -4270,7 +4255,7 @@
             </w:r>
             <w:r>
               <w:rPr>
-                <w:rFonts w:ascii="Times New Roman" w:eastAsia="黑体" w:hAnsi="Times New Roman" w:cs="Times New Roman"/>
+                <w:rFonts w:eastAsia="黑体"/>
                 <w:kern w:val="0"/>
                 <w:szCs w:val="21"/>
                 <w:vertAlign w:val="subscript"/>
@@ -4297,14 +4282,14 @@
               <w:jc w:val="center"/>
               <w:textAlignment w:val="center"/>
               <w:rPr>
-                <w:rFonts w:ascii="Times New Roman" w:eastAsia="黑体" w:hAnsi="Times New Roman" w:cs="Times New Roman"/>
+                <w:rFonts w:eastAsia="黑体"/>
                 <w:kern w:val="0"/>
                 <w:szCs w:val="21"/>
               </w:rPr>
             </w:pPr>
             <w:r>
               <w:rPr>
-                <w:rFonts w:ascii="Times New Roman" w:eastAsia="黑体" w:hAnsi="Times New Roman" w:cs="Times New Roman"/>
+                <w:rFonts w:eastAsia="黑体"/>
                 <w:kern w:val="0"/>
                 <w:szCs w:val="21"/>
               </w:rPr>
@@ -4324,14 +4309,14 @@
               <w:jc w:val="center"/>
               <w:textAlignment w:val="center"/>
               <w:rPr>
-                <w:rFonts w:ascii="Times New Roman" w:eastAsia="黑体" w:hAnsi="Times New Roman" w:cs="Times New Roman"/>
+                <w:rFonts w:eastAsia="黑体"/>
                 <w:kern w:val="0"/>
                 <w:szCs w:val="21"/>
               </w:rPr>
             </w:pPr>
             <w:r>
               <w:rPr>
-                <w:rFonts w:ascii="Times New Roman" w:eastAsia="黑体" w:hAnsi="Times New Roman" w:cs="Times New Roman"/>
+                <w:rFonts w:eastAsia="黑体"/>
                 <w:kern w:val="0"/>
                 <w:szCs w:val="21"/>
               </w:rPr>
@@ -4351,14 +4336,14 @@
               <w:jc w:val="center"/>
               <w:textAlignment w:val="center"/>
               <w:rPr>
-                <w:rFonts w:ascii="Times New Roman" w:eastAsia="黑体" w:hAnsi="Times New Roman" w:cs="Times New Roman"/>
+                <w:rFonts w:eastAsia="黑体"/>
                 <w:kern w:val="0"/>
                 <w:szCs w:val="21"/>
               </w:rPr>
             </w:pPr>
             <w:r>
               <w:rPr>
-                <w:rFonts w:ascii="Times New Roman" w:eastAsia="黑体" w:hAnsi="Times New Roman" w:cs="Times New Roman"/>
+                <w:rFonts w:eastAsia="黑体"/>
                 <w:kern w:val="0"/>
                 <w:szCs w:val="21"/>
               </w:rPr>
@@ -4476,6 +4461,18 @@
         </w:rPr>
         <w:t>D</w:t>
       </w:r>
+    </w:p>
+    <w:p>
+      <w:pPr>
+        <w:spacing w:line="288" w:lineRule="auto"/>
+        <w:ind w:firstLineChars="320" w:firstLine="672"/>
+        <w:textAlignment w:val="center"/>
+        <w:rPr>
+          <w:rFonts w:ascii="Times New Roman" w:eastAsia="楷体" w:hAnsi="Times New Roman" w:cs="Times New Roman"/>
+          <w:color w:val="C00000"/>
+          <w:szCs w:val="21"/>
+        </w:rPr>
+      </w:pPr>
     </w:p>
     <w:p>
       <w:pPr>
@@ -5705,6 +5702,72 @@
     </w:p>
     <w:p>
       <w:pPr>
+        <w:spacing w:line="288" w:lineRule="auto"/>
+        <w:ind w:left="672" w:hangingChars="320" w:hanging="672"/>
+        <w:textAlignment w:val="center"/>
+        <w:rPr>
+          <w:rFonts w:ascii="Times New Roman" w:hAnsi="Times New Roman" w:cs="Times New Roman"/>
+          <w:szCs w:val="21"/>
+        </w:rPr>
+      </w:pPr>
+    </w:p>
+    <w:p>
+      <w:pPr>
+        <w:spacing w:line="288" w:lineRule="auto"/>
+        <w:ind w:left="672" w:hangingChars="320" w:hanging="672"/>
+        <w:textAlignment w:val="center"/>
+        <w:rPr>
+          <w:rFonts w:ascii="Times New Roman" w:hAnsi="Times New Roman" w:cs="Times New Roman"/>
+          <w:szCs w:val="21"/>
+        </w:rPr>
+      </w:pPr>
+    </w:p>
+    <w:p>
+      <w:pPr>
+        <w:spacing w:line="288" w:lineRule="auto"/>
+        <w:ind w:left="672" w:hangingChars="320" w:hanging="672"/>
+        <w:textAlignment w:val="center"/>
+        <w:rPr>
+          <w:rFonts w:ascii="Times New Roman" w:hAnsi="Times New Roman" w:cs="Times New Roman"/>
+          <w:szCs w:val="21"/>
+        </w:rPr>
+      </w:pPr>
+    </w:p>
+    <w:p>
+      <w:pPr>
+        <w:spacing w:line="288" w:lineRule="auto"/>
+        <w:ind w:left="672" w:hangingChars="320" w:hanging="672"/>
+        <w:textAlignment w:val="center"/>
+        <w:rPr>
+          <w:rFonts w:ascii="Times New Roman" w:hAnsi="Times New Roman" w:cs="Times New Roman"/>
+          <w:szCs w:val="21"/>
+        </w:rPr>
+      </w:pPr>
+    </w:p>
+    <w:p>
+      <w:pPr>
+        <w:spacing w:line="288" w:lineRule="auto"/>
+        <w:ind w:left="672" w:hangingChars="320" w:hanging="672"/>
+        <w:textAlignment w:val="center"/>
+        <w:rPr>
+          <w:rFonts w:ascii="Times New Roman" w:hAnsi="Times New Roman" w:cs="Times New Roman"/>
+          <w:szCs w:val="21"/>
+        </w:rPr>
+      </w:pPr>
+    </w:p>
+    <w:p>
+      <w:pPr>
+        <w:spacing w:line="288" w:lineRule="auto"/>
+        <w:ind w:left="672" w:hangingChars="320" w:hanging="672"/>
+        <w:textAlignment w:val="center"/>
+        <w:rPr>
+          <w:rFonts w:ascii="Times New Roman" w:hAnsi="Times New Roman" w:cs="Times New Roman"/>
+          <w:szCs w:val="21"/>
+        </w:rPr>
+      </w:pPr>
+    </w:p>
+    <w:p>
+      <w:pPr>
         <w:pStyle w:val="af0"/>
         <w:ind w:left="672" w:hanging="672"/>
         <w:rPr>
@@ -5717,6 +5780,7 @@
           <w:noProof/>
           <w:lang w:val="zh-CN"/>
         </w:rPr>
+        <w:lastRenderedPageBreak/>
         <mc:AlternateContent>
           <mc:Choice Requires="wps">
             <w:drawing>
@@ -6092,7 +6156,6 @@
               <w:rPr>
                 <w:rFonts w:hint="eastAsia"/>
               </w:rPr>
-              <w:lastRenderedPageBreak/>
               <w:t>③白线</w:t>
             </w:r>
           </w:p>
@@ -6592,6 +6655,36 @@
         <w:pStyle w:val="123"/>
       </w:pPr>
     </w:p>
+    <w:p>
+      <w:pPr>
+        <w:pStyle w:val="123"/>
+      </w:pPr>
+    </w:p>
+    <w:p>
+      <w:pPr>
+        <w:pStyle w:val="123"/>
+      </w:pPr>
+    </w:p>
+    <w:p>
+      <w:pPr>
+        <w:pStyle w:val="123"/>
+      </w:pPr>
+    </w:p>
+    <w:p>
+      <w:pPr>
+        <w:pStyle w:val="123"/>
+      </w:pPr>
+    </w:p>
+    <w:p>
+      <w:pPr>
+        <w:pStyle w:val="123"/>
+      </w:pPr>
+    </w:p>
+    <w:p>
+      <w:pPr>
+        <w:pStyle w:val="123"/>
+      </w:pPr>
+    </w:p>
     <w:bookmarkEnd w:id="2"/>
     <w:p>
       <w:pPr>
@@ -6606,6 +6699,7 @@
           <w:rFonts w:ascii="Times New Roman" w:eastAsiaTheme="majorEastAsia" w:hAnsi="Times New Roman" w:cs="Times New Roman"/>
           <w:noProof/>
         </w:rPr>
+        <w:lastRenderedPageBreak/>
         <mc:AlternateContent>
           <mc:Choice Requires="wpg">
             <w:drawing>
@@ -7099,7 +7193,6 @@
           <w:rFonts w:ascii="Times New Roman" w:eastAsia="新宋体" w:hAnsi="Times New Roman" w:hint="eastAsia"/>
           <w:szCs w:val="21"/>
         </w:rPr>
-        <w:lastRenderedPageBreak/>
         <w:t>A</w:t>
       </w:r>
       <w:r>
@@ -7530,16 +7623,6 @@
     </w:p>
     <w:p>
       <w:pPr>
-        <w:spacing w:line="288" w:lineRule="auto"/>
-        <w:textAlignment w:val="center"/>
-        <w:rPr>
-          <w:rFonts w:ascii="Times New Roman" w:hAnsi="Times New Roman" w:cs="Times New Roman"/>
-          <w:szCs w:val="21"/>
-        </w:rPr>
-      </w:pPr>
-    </w:p>
-    <w:p>
-      <w:pPr>
         <w:pStyle w:val="af0"/>
         <w:ind w:left="672" w:hanging="672"/>
       </w:pPr>
@@ -7549,7 +7632,7 @@
           <w:noProof/>
         </w:rPr>
         <w:drawing>
-          <wp:anchor distT="0" distB="0" distL="114300" distR="114300" simplePos="0" relativeHeight="251660800" behindDoc="0" locked="0" layoutInCell="1" allowOverlap="1" wp14:anchorId="6387ADB4" wp14:editId="4975C84D">
+          <wp:anchor distT="0" distB="0" distL="114300" distR="114300" simplePos="0" relativeHeight="251661312" behindDoc="0" locked="0" layoutInCell="1" allowOverlap="1" wp14:anchorId="6387ADB4" wp14:editId="4975C84D">
             <wp:simplePos x="0" y="0"/>
             <wp:positionH relativeFrom="column">
               <wp:posOffset>3753906</wp:posOffset>
@@ -7826,14 +7909,12 @@
               <w:spacing w:line="480" w:lineRule="atLeast"/>
               <w:jc w:val="center"/>
               <w:rPr>
-                <w:rFonts w:ascii="Times New Roman" w:eastAsia="黑体" w:hAnsi="Times New Roman" w:cs="Times New Roman"/>
                 <w:kern w:val="0"/>
                 <w:szCs w:val="21"/>
               </w:rPr>
             </w:pPr>
             <w:r>
               <w:rPr>
-                <w:rFonts w:ascii="Times New Roman" w:eastAsia="黑体" w:hAnsi="Times New Roman" w:cs="Times New Roman"/>
                 <w:kern w:val="0"/>
                 <w:szCs w:val="21"/>
               </w:rPr>
@@ -7852,14 +7933,12 @@
               <w:spacing w:line="480" w:lineRule="atLeast"/>
               <w:jc w:val="center"/>
               <w:rPr>
-                <w:rFonts w:ascii="Times New Roman" w:eastAsia="黑体" w:hAnsi="Times New Roman" w:cs="Times New Roman"/>
                 <w:kern w:val="0"/>
                 <w:szCs w:val="21"/>
               </w:rPr>
             </w:pPr>
             <w:r>
               <w:rPr>
-                <w:rFonts w:ascii="Times New Roman" w:eastAsia="黑体" w:hAnsi="Times New Roman" w:cs="Times New Roman"/>
                 <w:kern w:val="0"/>
                 <w:szCs w:val="21"/>
               </w:rPr>
@@ -7878,14 +7957,12 @@
               <w:spacing w:line="480" w:lineRule="atLeast"/>
               <w:jc w:val="center"/>
               <w:rPr>
-                <w:rFonts w:ascii="Times New Roman" w:eastAsia="黑体" w:hAnsi="Times New Roman" w:cs="Times New Roman"/>
                 <w:kern w:val="0"/>
                 <w:szCs w:val="21"/>
               </w:rPr>
             </w:pPr>
             <w:r>
               <w:rPr>
-                <w:rFonts w:ascii="Times New Roman" w:eastAsia="黑体" w:hAnsi="Times New Roman" w:cs="Times New Roman"/>
                 <w:kern w:val="0"/>
                 <w:szCs w:val="21"/>
               </w:rPr>
@@ -7904,14 +7981,12 @@
               <w:spacing w:line="480" w:lineRule="atLeast"/>
               <w:jc w:val="center"/>
               <w:rPr>
-                <w:rFonts w:ascii="Times New Roman" w:eastAsia="黑体" w:hAnsi="Times New Roman" w:cs="Times New Roman"/>
                 <w:kern w:val="0"/>
                 <w:szCs w:val="21"/>
               </w:rPr>
             </w:pPr>
             <w:r>
               <w:rPr>
-                <w:rFonts w:ascii="Times New Roman" w:eastAsia="黑体" w:hAnsi="Times New Roman" w:cs="Times New Roman"/>
                 <w:kern w:val="0"/>
                 <w:szCs w:val="21"/>
               </w:rPr>
@@ -7930,14 +8005,12 @@
               <w:spacing w:line="480" w:lineRule="atLeast"/>
               <w:jc w:val="center"/>
               <w:rPr>
-                <w:rFonts w:ascii="Times New Roman" w:eastAsia="黑体" w:hAnsi="Times New Roman" w:cs="Times New Roman"/>
                 <w:kern w:val="0"/>
                 <w:szCs w:val="21"/>
               </w:rPr>
             </w:pPr>
             <w:r>
               <w:rPr>
-                <w:rFonts w:ascii="Times New Roman" w:eastAsia="黑体" w:hAnsi="Times New Roman" w:cs="Times New Roman"/>
                 <w:kern w:val="0"/>
                 <w:szCs w:val="21"/>
               </w:rPr>
@@ -7956,14 +8029,12 @@
               <w:spacing w:line="480" w:lineRule="atLeast"/>
               <w:jc w:val="center"/>
               <w:rPr>
-                <w:rFonts w:ascii="Times New Roman" w:eastAsia="黑体" w:hAnsi="Times New Roman" w:cs="Times New Roman"/>
                 <w:kern w:val="0"/>
                 <w:szCs w:val="21"/>
               </w:rPr>
             </w:pPr>
             <w:r>
               <w:rPr>
-                <w:rFonts w:ascii="Times New Roman" w:eastAsia="黑体" w:hAnsi="Times New Roman" w:cs="Times New Roman"/>
                 <w:kern w:val="0"/>
                 <w:szCs w:val="21"/>
               </w:rPr>
@@ -7987,14 +8058,12 @@
               <w:spacing w:line="480" w:lineRule="atLeast"/>
               <w:jc w:val="center"/>
               <w:rPr>
-                <w:rFonts w:ascii="Times New Roman" w:eastAsia="黑体" w:hAnsi="Times New Roman" w:cs="Times New Roman"/>
                 <w:kern w:val="0"/>
                 <w:szCs w:val="21"/>
               </w:rPr>
             </w:pPr>
             <w:r>
               <w:rPr>
-                <w:rFonts w:ascii="Times New Roman" w:eastAsia="黑体" w:hAnsi="Times New Roman" w:cs="Times New Roman"/>
                 <w:i/>
                 <w:iCs/>
                 <w:kern w:val="0"/>
@@ -8004,7 +8073,6 @@
             </w:r>
             <w:r>
               <w:rPr>
-                <w:rFonts w:ascii="Times New Roman" w:eastAsia="黑体" w:hAnsi="Times New Roman" w:cs="Times New Roman"/>
                 <w:kern w:val="0"/>
                 <w:szCs w:val="21"/>
               </w:rPr>
@@ -8023,14 +8091,12 @@
               <w:spacing w:line="480" w:lineRule="atLeast"/>
               <w:jc w:val="center"/>
               <w:rPr>
-                <w:rFonts w:ascii="Times New Roman" w:eastAsia="黑体" w:hAnsi="Times New Roman" w:cs="Times New Roman"/>
                 <w:kern w:val="0"/>
                 <w:szCs w:val="21"/>
               </w:rPr>
             </w:pPr>
             <w:r>
               <w:rPr>
-                <w:rFonts w:ascii="Times New Roman" w:eastAsia="黑体" w:hAnsi="Times New Roman" w:cs="Times New Roman"/>
                 <w:kern w:val="0"/>
                 <w:szCs w:val="21"/>
               </w:rPr>
@@ -8049,14 +8115,12 @@
               <w:spacing w:line="480" w:lineRule="atLeast"/>
               <w:jc w:val="center"/>
               <w:rPr>
-                <w:rFonts w:ascii="Times New Roman" w:eastAsia="黑体" w:hAnsi="Times New Roman" w:cs="Times New Roman"/>
                 <w:kern w:val="0"/>
                 <w:szCs w:val="21"/>
               </w:rPr>
             </w:pPr>
             <w:r>
               <w:rPr>
-                <w:rFonts w:ascii="Times New Roman" w:eastAsia="黑体" w:hAnsi="Times New Roman" w:cs="Times New Roman"/>
                 <w:kern w:val="0"/>
                 <w:szCs w:val="21"/>
               </w:rPr>
@@ -8075,14 +8139,12 @@
               <w:spacing w:line="480" w:lineRule="atLeast"/>
               <w:jc w:val="center"/>
               <w:rPr>
-                <w:rFonts w:ascii="Times New Roman" w:eastAsia="黑体" w:hAnsi="Times New Roman" w:cs="Times New Roman"/>
                 <w:kern w:val="0"/>
                 <w:szCs w:val="21"/>
               </w:rPr>
             </w:pPr>
             <w:r>
               <w:rPr>
-                <w:rFonts w:ascii="Times New Roman" w:eastAsia="黑体" w:hAnsi="Times New Roman" w:cs="Times New Roman"/>
                 <w:kern w:val="0"/>
                 <w:szCs w:val="21"/>
               </w:rPr>
@@ -8101,14 +8163,12 @@
               <w:spacing w:line="480" w:lineRule="atLeast"/>
               <w:jc w:val="center"/>
               <w:rPr>
-                <w:rFonts w:ascii="Times New Roman" w:eastAsia="黑体" w:hAnsi="Times New Roman" w:cs="Times New Roman"/>
                 <w:kern w:val="0"/>
                 <w:szCs w:val="21"/>
               </w:rPr>
             </w:pPr>
             <w:r>
               <w:rPr>
-                <w:rFonts w:ascii="Times New Roman" w:eastAsia="黑体" w:hAnsi="Times New Roman" w:cs="Times New Roman"/>
                 <w:kern w:val="0"/>
                 <w:szCs w:val="21"/>
               </w:rPr>
@@ -8127,14 +8187,12 @@
               <w:spacing w:line="480" w:lineRule="atLeast"/>
               <w:jc w:val="center"/>
               <w:rPr>
-                <w:rFonts w:ascii="Times New Roman" w:eastAsia="黑体" w:hAnsi="Times New Roman" w:cs="Times New Roman"/>
                 <w:kern w:val="0"/>
                 <w:szCs w:val="21"/>
               </w:rPr>
             </w:pPr>
             <w:r>
               <w:rPr>
-                <w:rFonts w:ascii="Times New Roman" w:eastAsia="黑体" w:hAnsi="Times New Roman" w:cs="Times New Roman"/>
                 <w:kern w:val="0"/>
                 <w:szCs w:val="21"/>
               </w:rPr>
@@ -8158,14 +8216,12 @@
               <w:spacing w:line="480" w:lineRule="atLeast"/>
               <w:jc w:val="center"/>
               <w:rPr>
-                <w:rFonts w:ascii="Times New Roman" w:eastAsia="黑体" w:hAnsi="Times New Roman" w:cs="Times New Roman"/>
                 <w:kern w:val="0"/>
                 <w:szCs w:val="21"/>
               </w:rPr>
             </w:pPr>
             <w:r>
               <w:rPr>
-                <w:rFonts w:ascii="Times New Roman" w:eastAsia="黑体" w:hAnsi="Times New Roman" w:cs="Times New Roman"/>
                 <w:i/>
                 <w:iCs/>
                 <w:kern w:val="0"/>
@@ -8175,7 +8231,6 @@
             </w:r>
             <w:r>
               <w:rPr>
-                <w:rFonts w:ascii="Times New Roman" w:eastAsia="黑体" w:hAnsi="Times New Roman" w:cs="Times New Roman"/>
                 <w:kern w:val="0"/>
                 <w:szCs w:val="21"/>
               </w:rPr>
@@ -8194,14 +8249,12 @@
               <w:spacing w:line="480" w:lineRule="atLeast"/>
               <w:jc w:val="center"/>
               <w:rPr>
-                <w:rFonts w:ascii="Times New Roman" w:eastAsia="黑体" w:hAnsi="Times New Roman" w:cs="Times New Roman"/>
                 <w:kern w:val="0"/>
                 <w:szCs w:val="21"/>
               </w:rPr>
             </w:pPr>
             <w:r>
               <w:rPr>
-                <w:rFonts w:ascii="Times New Roman" w:eastAsia="黑体" w:hAnsi="Times New Roman" w:cs="Times New Roman"/>
                 <w:kern w:val="0"/>
                 <w:szCs w:val="21"/>
               </w:rPr>
@@ -8220,14 +8273,12 @@
               <w:spacing w:line="480" w:lineRule="atLeast"/>
               <w:jc w:val="center"/>
               <w:rPr>
-                <w:rFonts w:ascii="Times New Roman" w:eastAsia="黑体" w:hAnsi="Times New Roman" w:cs="Times New Roman"/>
                 <w:kern w:val="0"/>
                 <w:szCs w:val="21"/>
               </w:rPr>
             </w:pPr>
             <w:r>
               <w:rPr>
-                <w:rFonts w:ascii="Times New Roman" w:eastAsia="黑体" w:hAnsi="Times New Roman" w:cs="Times New Roman"/>
                 <w:kern w:val="0"/>
                 <w:szCs w:val="21"/>
               </w:rPr>
@@ -8246,14 +8297,12 @@
               <w:spacing w:line="480" w:lineRule="atLeast"/>
               <w:jc w:val="center"/>
               <w:rPr>
-                <w:rFonts w:ascii="Times New Roman" w:eastAsia="黑体" w:hAnsi="Times New Roman" w:cs="Times New Roman"/>
                 <w:kern w:val="0"/>
                 <w:szCs w:val="21"/>
               </w:rPr>
             </w:pPr>
             <w:r>
               <w:rPr>
-                <w:rFonts w:ascii="Times New Roman" w:eastAsia="黑体" w:hAnsi="Times New Roman" w:cs="Times New Roman"/>
                 <w:kern w:val="0"/>
                 <w:szCs w:val="21"/>
               </w:rPr>
@@ -8272,14 +8321,12 @@
               <w:spacing w:line="480" w:lineRule="atLeast"/>
               <w:jc w:val="center"/>
               <w:rPr>
-                <w:rFonts w:ascii="Times New Roman" w:eastAsia="黑体" w:hAnsi="Times New Roman" w:cs="Times New Roman"/>
                 <w:kern w:val="0"/>
                 <w:szCs w:val="21"/>
               </w:rPr>
             </w:pPr>
             <w:r>
               <w:rPr>
-                <w:rFonts w:ascii="Times New Roman" w:eastAsia="黑体" w:hAnsi="Times New Roman" w:cs="Times New Roman"/>
                 <w:kern w:val="0"/>
                 <w:szCs w:val="21"/>
               </w:rPr>
@@ -8298,14 +8345,12 @@
               <w:spacing w:line="480" w:lineRule="atLeast"/>
               <w:jc w:val="center"/>
               <w:rPr>
-                <w:rFonts w:ascii="Times New Roman" w:eastAsia="黑体" w:hAnsi="Times New Roman" w:cs="Times New Roman"/>
                 <w:kern w:val="0"/>
                 <w:szCs w:val="21"/>
               </w:rPr>
             </w:pPr>
             <w:r>
               <w:rPr>
-                <w:rFonts w:ascii="Times New Roman" w:eastAsia="黑体" w:hAnsi="Times New Roman" w:cs="Times New Roman"/>
                 <w:kern w:val="0"/>
                 <w:szCs w:val="21"/>
               </w:rPr>
@@ -8320,7 +8365,7 @@
         <w:spacing w:line="288" w:lineRule="auto"/>
         <w:textAlignment w:val="center"/>
         <w:rPr>
-          <w:rFonts w:ascii="Times New Roman" w:eastAsia="楷体" w:hAnsi="Times New Roman" w:cs="Times New Roman" w:hint="eastAsia"/>
+          <w:rFonts w:ascii="Times New Roman" w:eastAsia="楷体" w:hAnsi="Times New Roman" w:cs="Times New Roman"/>
           <w:szCs w:val="21"/>
         </w:rPr>
       </w:pPr>
@@ -8330,7 +8375,7 @@
         <w:spacing w:line="288" w:lineRule="auto"/>
         <w:textAlignment w:val="center"/>
         <w:rPr>
-          <w:rFonts w:ascii="Times New Roman" w:eastAsia="楷体" w:hAnsi="Times New Roman" w:cs="Times New Roman" w:hint="eastAsia"/>
+          <w:rFonts w:ascii="Times New Roman" w:eastAsia="楷体" w:hAnsi="Times New Roman" w:cs="Times New Roman"/>
           <w:szCs w:val="21"/>
         </w:rPr>
       </w:pPr>
@@ -8340,7 +8385,7 @@
         <w:spacing w:line="288" w:lineRule="auto"/>
         <w:textAlignment w:val="center"/>
         <w:rPr>
-          <w:rFonts w:ascii="Times New Roman" w:eastAsia="楷体" w:hAnsi="Times New Roman" w:cs="Times New Roman" w:hint="eastAsia"/>
+          <w:rFonts w:ascii="Times New Roman" w:eastAsia="楷体" w:hAnsi="Times New Roman" w:cs="Times New Roman"/>
           <w:szCs w:val="21"/>
         </w:rPr>
       </w:pPr>
@@ -8350,7 +8395,7 @@
         <w:spacing w:line="288" w:lineRule="auto"/>
         <w:textAlignment w:val="center"/>
         <w:rPr>
-          <w:rFonts w:ascii="Times New Roman" w:eastAsia="楷体" w:hAnsi="Times New Roman" w:cs="Times New Roman" w:hint="eastAsia"/>
+          <w:rFonts w:ascii="Times New Roman" w:eastAsia="楷体" w:hAnsi="Times New Roman" w:cs="Times New Roman"/>
           <w:szCs w:val="21"/>
         </w:rPr>
       </w:pPr>
@@ -8360,7 +8405,7 @@
         <w:spacing w:line="288" w:lineRule="auto"/>
         <w:textAlignment w:val="center"/>
         <w:rPr>
-          <w:rFonts w:ascii="Times New Roman" w:eastAsia="楷体" w:hAnsi="Times New Roman" w:cs="Times New Roman" w:hint="eastAsia"/>
+          <w:rFonts w:ascii="Times New Roman" w:eastAsia="楷体" w:hAnsi="Times New Roman" w:cs="Times New Roman"/>
           <w:szCs w:val="21"/>
         </w:rPr>
       </w:pPr>
@@ -8712,6 +8757,7 @@
           <w:rFonts w:ascii="Times New Roman" w:eastAsia="楷体" w:hAnsi="Times New Roman" w:cs="Times New Roman"/>
           <w:szCs w:val="21"/>
         </w:rPr>
+        <w:lastRenderedPageBreak/>
         <w:t>的电阻改接成</w:t>
       </w:r>
       <w:r>
@@ -9155,7 +9201,6 @@
           <w:color w:val="C00000"/>
           <w:szCs w:val="21"/>
         </w:rPr>
-        <w:lastRenderedPageBreak/>
         <w:t>（</w:t>
       </w:r>
       <w:r>
